--- a/schet_dogovor_zamery_template.docx
+++ b/schet_dogovor_zamery_template.docx
@@ -2436,7 +2436,7 @@
                               <w:b/>
                               <w:sz w:val="16"/>
                             </w:rPr>
-                            <w:t>Москва,</w:t>
+                            <w:t>МО,</w:t>
                           </w:r>
                           <w:r>
                             <w:rPr>
@@ -2453,7 +2453,7 @@
                               <w:b/>
                               <w:sz w:val="16"/>
                             </w:rPr>
-                            <w:t>ул.</w:t>
+                            <w:t>Ярославский</w:t>
                           </w:r>
                           <w:r>
                             <w:rPr>
@@ -2470,7 +2470,7 @@
                               <w:b/>
                               <w:sz w:val="16"/>
                             </w:rPr>
-                            <w:t>Курганская,</w:t>
+                            <w:t>проезд,</w:t>
                           </w:r>
                           <w:r>
                             <w:rPr>
@@ -2487,7 +2487,7 @@
                               <w:b/>
                               <w:sz w:val="16"/>
                             </w:rPr>
-                            <w:t>д.</w:t>
+                            <w:t>7А</w:t>
                           </w:r>
                           <w:r>
                             <w:rPr>
@@ -2496,7 +2496,7 @@
                               <w:spacing w:val="-8"/>
                               <w:sz w:val="16"/>
                             </w:rPr>
-                            <w:t xml:space="preserve"> </w:t>
+                            <w:t xml:space="preserve"/>
                           </w:r>
                           <w:r>
                             <w:rPr>
@@ -2504,7 +2504,7 @@
                               <w:b/>
                               <w:sz w:val="16"/>
                             </w:rPr>
-                            <w:t>3а,</w:t>
+                            <w:t/>
                           </w:r>
                           <w:r>
                             <w:rPr>
@@ -2513,7 +2513,7 @@
                               <w:spacing w:val="-8"/>
                               <w:sz w:val="16"/>
                             </w:rPr>
-                            <w:t xml:space="preserve"> </w:t>
+                            <w:t xml:space="preserve"/>
                           </w:r>
                           <w:r>
                             <w:rPr>
@@ -2521,7 +2521,7 @@
                               <w:b/>
                               <w:sz w:val="16"/>
                             </w:rPr>
-                            <w:t xml:space="preserve">с.1 </w:t>
+                            <w:t xml:space="preserve"> </w:t>
                           </w:r>
                           <w:r>
                             <w:rPr>
@@ -2582,7 +2582,7 @@
                         <w:b/>
                         <w:sz w:val="16"/>
                       </w:rPr>
-                      <w:t>Москва,</w:t>
+                      <w:t>МО,</w:t>
                     </w:r>
                     <w:r>
                       <w:rPr>
@@ -2599,7 +2599,7 @@
                         <w:b/>
                         <w:sz w:val="16"/>
                       </w:rPr>
-                      <w:t>ул.</w:t>
+                      <w:t>Ярославский</w:t>
                     </w:r>
                     <w:r>
                       <w:rPr>
@@ -2616,7 +2616,7 @@
                         <w:b/>
                         <w:sz w:val="16"/>
                       </w:rPr>
-                      <w:t>Курганская,</w:t>
+                      <w:t>проезд,</w:t>
                     </w:r>
                     <w:r>
                       <w:rPr>
@@ -2633,7 +2633,7 @@
                         <w:b/>
                         <w:sz w:val="16"/>
                       </w:rPr>
-                      <w:t>д.</w:t>
+                      <w:t>7А</w:t>
                     </w:r>
                     <w:r>
                       <w:rPr>
@@ -2642,7 +2642,7 @@
                         <w:spacing w:val="-8"/>
                         <w:sz w:val="16"/>
                       </w:rPr>
-                      <w:t xml:space="preserve"> </w:t>
+                      <w:t xml:space="preserve"/>
                     </w:r>
                     <w:r>
                       <w:rPr>
@@ -2650,7 +2650,7 @@
                         <w:b/>
                         <w:sz w:val="16"/>
                       </w:rPr>
-                      <w:t>3а,</w:t>
+                      <w:t/>
                     </w:r>
                     <w:r>
                       <w:rPr>
@@ -2659,7 +2659,7 @@
                         <w:spacing w:val="-8"/>
                         <w:sz w:val="16"/>
                       </w:rPr>
-                      <w:t xml:space="preserve"> </w:t>
+                      <w:t xml:space="preserve"/>
                     </w:r>
                     <w:r>
                       <w:rPr>
@@ -2667,7 +2667,7 @@
                         <w:b/>
                         <w:sz w:val="16"/>
                       </w:rPr>
-                      <w:t xml:space="preserve">с.1 </w:t>
+                      <w:t xml:space="preserve"> </w:t>
                     </w:r>
                     <w:r>
                       <w:rPr>
